--- a/02 Habrit Khadasha/66 HaHitgalut/English/HaHitgalut 01.docx
+++ b/02 Habrit Khadasha/66 HaHitgalut/English/HaHitgalut 01.docx
@@ -250,7 +250,7 @@
           <w:highlight w:val="cyan"/>
           <w:rtl w:val="0"/>
         </w:rPr>
-        <w:t xml:space="preserve">“I am the First and the Last,” declares YIHOVEH ELOHIM, “Who is and who was and who will come, </w:t>
+        <w:t xml:space="preserve">“I am the First and the Last,” declares YIHOVEH EHYEH, “Who is and who was and who will come, </w:t>
       </w:r>
       <w:r>
         <w:rPr>
@@ -261,7 +261,7 @@
           <w:highlight w:val="cyan"/>
           <w:rtl w:val="0"/>
         </w:rPr>
-        <w:t xml:space="preserve">Elohei-Tzva’ot</w:t>
+        <w:t xml:space="preserve">YIHOVEH-Tzva’ot</w:t>
       </w:r>
       <w:r>
         <w:rPr>
